--- a/architecture/EngineeringRuleEnforcement/ArchitectureDesignAndAuditDocs/CH-EPIC8-Feachure-002-EngineeringRulesEnforcement-designV32.docx
+++ b/architecture/EngineeringRuleEnforcement/ArchitectureDesignAndAuditDocs/CH-EPIC8-Feachure-002-EngineeringRulesEnforcement-designV32.docx
@@ -168,7 +168,7 @@
         </w:rPr>
         <w:fldChar w:fldCharType="separate"/>
       </w:r>
-      <w:hyperlink w:anchor="_Toc238310968" w:history="1">
+      <w:hyperlink w:anchor="_Toc238315575" w:history="1">
         <w:r>
           <w:rPr>
             <w:rStyle w:val="Hyperlink"/>
@@ -195,7 +195,7 @@
             <w:noProof/>
             <w:webHidden/>
           </w:rPr>
-          <w:instrText xml:space="preserve"> PAGEREF _Toc238310968 \h </w:instrText>
+          <w:instrText xml:space="preserve"> PAGEREF _Toc238315575 \h </w:instrText>
         </w:r>
         <w:r>
           <w:rPr>
@@ -241,7 +241,7 @@
           <w14:ligatures w14:val="standardContextual"/>
         </w:rPr>
       </w:pPr>
-      <w:hyperlink w:anchor="_Toc238310969" w:history="1">
+      <w:hyperlink w:anchor="_Toc238315576" w:history="1">
         <w:r>
           <w:rPr>
             <w:rStyle w:val="Hyperlink"/>
@@ -268,7 +268,7 @@
             <w:noProof/>
             <w:webHidden/>
           </w:rPr>
-          <w:instrText xml:space="preserve"> PAGEREF _Toc238310969 \h </w:instrText>
+          <w:instrText xml:space="preserve"> PAGEREF _Toc238315576 \h </w:instrText>
         </w:r>
         <w:r>
           <w:rPr>
@@ -314,7 +314,7 @@
           <w14:ligatures w14:val="standardContextual"/>
         </w:rPr>
       </w:pPr>
-      <w:hyperlink w:anchor="_Toc238310970" w:history="1">
+      <w:hyperlink w:anchor="_Toc238315577" w:history="1">
         <w:r>
           <w:rPr>
             <w:rStyle w:val="Hyperlink"/>
@@ -341,7 +341,7 @@
             <w:noProof/>
             <w:webHidden/>
           </w:rPr>
-          <w:instrText xml:space="preserve"> PAGEREF _Toc238310970 \h </w:instrText>
+          <w:instrText xml:space="preserve"> PAGEREF _Toc238315577 \h </w:instrText>
         </w:r>
         <w:r>
           <w:rPr>
@@ -387,7 +387,7 @@
           <w14:ligatures w14:val="standardContextual"/>
         </w:rPr>
       </w:pPr>
-      <w:hyperlink w:anchor="_Toc238310971" w:history="1">
+      <w:hyperlink w:anchor="_Toc238315578" w:history="1">
         <w:r>
           <w:rPr>
             <w:rStyle w:val="Hyperlink"/>
@@ -414,7 +414,7 @@
             <w:noProof/>
             <w:webHidden/>
           </w:rPr>
-          <w:instrText xml:space="preserve"> PAGEREF _Toc238310971 \h </w:instrText>
+          <w:instrText xml:space="preserve"> PAGEREF _Toc238315578 \h </w:instrText>
         </w:r>
         <w:r>
           <w:rPr>
@@ -460,7 +460,7 @@
           <w14:ligatures w14:val="standardContextual"/>
         </w:rPr>
       </w:pPr>
-      <w:hyperlink w:anchor="_Toc238310972" w:history="1">
+      <w:hyperlink w:anchor="_Toc238315579" w:history="1">
         <w:r>
           <w:rPr>
             <w:rStyle w:val="Hyperlink"/>
@@ -488,7 +488,7 @@
             <w:noProof/>
             <w:webHidden/>
           </w:rPr>
-          <w:instrText xml:space="preserve"> PAGEREF _Toc238310972 \h </w:instrText>
+          <w:instrText xml:space="preserve"> PAGEREF _Toc238315579 \h </w:instrText>
         </w:r>
         <w:r>
           <w:rPr>
@@ -534,7 +534,7 @@
           <w14:ligatures w14:val="standardContextual"/>
         </w:rPr>
       </w:pPr>
-      <w:hyperlink w:anchor="_Toc238310973" w:history="1">
+      <w:hyperlink w:anchor="_Toc238315580" w:history="1">
         <w:r>
           <w:rPr>
             <w:rStyle w:val="Hyperlink"/>
@@ -561,7 +561,7 @@
             <w:noProof/>
             <w:webHidden/>
           </w:rPr>
-          <w:instrText xml:space="preserve"> PAGEREF _Toc238310973 \h </w:instrText>
+          <w:instrText xml:space="preserve"> PAGEREF _Toc238315580 \h </w:instrText>
         </w:r>
         <w:r>
           <w:rPr>
@@ -607,7 +607,7 @@
           <w14:ligatures w14:val="standardContextual"/>
         </w:rPr>
       </w:pPr>
-      <w:hyperlink w:anchor="_Toc238310974" w:history="1">
+      <w:hyperlink w:anchor="_Toc238315581" w:history="1">
         <w:r>
           <w:rPr>
             <w:rStyle w:val="Hyperlink"/>
@@ -635,7 +635,7 @@
             <w:noProof/>
             <w:webHidden/>
           </w:rPr>
-          <w:instrText xml:space="preserve"> PAGEREF _Toc238310974 \h </w:instrText>
+          <w:instrText xml:space="preserve"> PAGEREF _Toc238315581 \h </w:instrText>
         </w:r>
         <w:r>
           <w:rPr>
@@ -681,7 +681,7 @@
           <w14:ligatures w14:val="standardContextual"/>
         </w:rPr>
       </w:pPr>
-      <w:hyperlink w:anchor="_Toc238310975" w:history="1">
+      <w:hyperlink w:anchor="_Toc238315582" w:history="1">
         <w:r>
           <w:rPr>
             <w:rStyle w:val="Hyperlink"/>
@@ -708,7 +708,7 @@
             <w:noProof/>
             <w:webHidden/>
           </w:rPr>
-          <w:instrText xml:space="preserve"> PAGEREF _Toc238310975 \h </w:instrText>
+          <w:instrText xml:space="preserve"> PAGEREF _Toc238315582 \h </w:instrText>
         </w:r>
         <w:r>
           <w:rPr>
@@ -754,7 +754,7 @@
           <w14:ligatures w14:val="standardContextual"/>
         </w:rPr>
       </w:pPr>
-      <w:hyperlink w:anchor="_Toc238310976" w:history="1">
+      <w:hyperlink w:anchor="_Toc238315583" w:history="1">
         <w:r>
           <w:rPr>
             <w:rStyle w:val="Hyperlink"/>
@@ -782,7 +782,7 @@
             <w:noProof/>
             <w:webHidden/>
           </w:rPr>
-          <w:instrText xml:space="preserve"> PAGEREF _Toc238310976 \h </w:instrText>
+          <w:instrText xml:space="preserve"> PAGEREF _Toc238315583 \h </w:instrText>
         </w:r>
         <w:r>
           <w:rPr>
@@ -828,7 +828,7 @@
           <w14:ligatures w14:val="standardContextual"/>
         </w:rPr>
       </w:pPr>
-      <w:hyperlink w:anchor="_Toc238310977" w:history="1">
+      <w:hyperlink w:anchor="_Toc238315584" w:history="1">
         <w:r>
           <w:rPr>
             <w:rStyle w:val="Hyperlink"/>
@@ -856,7 +856,7 @@
             <w:noProof/>
             <w:webHidden/>
           </w:rPr>
-          <w:instrText xml:space="preserve"> PAGEREF _Toc238310977 \h </w:instrText>
+          <w:instrText xml:space="preserve"> PAGEREF _Toc238315584 \h </w:instrText>
         </w:r>
         <w:r>
           <w:rPr>
@@ -902,7 +902,7 @@
           <w14:ligatures w14:val="standardContextual"/>
         </w:rPr>
       </w:pPr>
-      <w:hyperlink w:anchor="_Toc238310978" w:history="1">
+      <w:hyperlink w:anchor="_Toc238315585" w:history="1">
         <w:r>
           <w:rPr>
             <w:rStyle w:val="Hyperlink"/>
@@ -930,7 +930,7 @@
             <w:noProof/>
             <w:webHidden/>
           </w:rPr>
-          <w:instrText xml:space="preserve"> PAGEREF _Toc238310978 \h </w:instrText>
+          <w:instrText xml:space="preserve"> PAGEREF _Toc238315585 \h </w:instrText>
         </w:r>
         <w:r>
           <w:rPr>
@@ -976,7 +976,7 @@
           <w14:ligatures w14:val="standardContextual"/>
         </w:rPr>
       </w:pPr>
-      <w:hyperlink w:anchor="_Toc238310979" w:history="1">
+      <w:hyperlink w:anchor="_Toc238315586" w:history="1">
         <w:r>
           <w:rPr>
             <w:rStyle w:val="Hyperlink"/>
@@ -1003,7 +1003,7 @@
             <w:noProof/>
             <w:webHidden/>
           </w:rPr>
-          <w:instrText xml:space="preserve"> PAGEREF _Toc238310979 \h </w:instrText>
+          <w:instrText xml:space="preserve"> PAGEREF _Toc238315586 \h </w:instrText>
         </w:r>
         <w:r>
           <w:rPr>
@@ -1049,7 +1049,7 @@
           <w14:ligatures w14:val="standardContextual"/>
         </w:rPr>
       </w:pPr>
-      <w:hyperlink w:anchor="_Toc238310980" w:history="1">
+      <w:hyperlink w:anchor="_Toc238315587" w:history="1">
         <w:r>
           <w:rPr>
             <w:rStyle w:val="Hyperlink"/>
@@ -1076,7 +1076,7 @@
             <w:noProof/>
             <w:webHidden/>
           </w:rPr>
-          <w:instrText xml:space="preserve"> PAGEREF _Toc238310980 \h </w:instrText>
+          <w:instrText xml:space="preserve"> PAGEREF _Toc238315587 \h </w:instrText>
         </w:r>
         <w:r>
           <w:rPr>
@@ -1122,7 +1122,7 @@
           <w14:ligatures w14:val="standardContextual"/>
         </w:rPr>
       </w:pPr>
-      <w:hyperlink w:anchor="_Toc238310981" w:history="1">
+      <w:hyperlink w:anchor="_Toc238315588" w:history="1">
         <w:r>
           <w:rPr>
             <w:rStyle w:val="Hyperlink"/>
@@ -1149,7 +1149,7 @@
             <w:noProof/>
             <w:webHidden/>
           </w:rPr>
-          <w:instrText xml:space="preserve"> PAGEREF _Toc238310981 \h </w:instrText>
+          <w:instrText xml:space="preserve"> PAGEREF _Toc238315588 \h </w:instrText>
         </w:r>
         <w:r>
           <w:rPr>
@@ -1195,7 +1195,7 @@
           <w14:ligatures w14:val="standardContextual"/>
         </w:rPr>
       </w:pPr>
-      <w:hyperlink w:anchor="_Toc238310982" w:history="1">
+      <w:hyperlink w:anchor="_Toc238315589" w:history="1">
         <w:r>
           <w:rPr>
             <w:rStyle w:val="Hyperlink"/>
@@ -1222,7 +1222,7 @@
             <w:noProof/>
             <w:webHidden/>
           </w:rPr>
-          <w:instrText xml:space="preserve"> PAGEREF _Toc238310982 \h </w:instrText>
+          <w:instrText xml:space="preserve"> PAGEREF _Toc238315589 \h </w:instrText>
         </w:r>
         <w:r>
           <w:rPr>
@@ -1268,7 +1268,7 @@
           <w14:ligatures w14:val="standardContextual"/>
         </w:rPr>
       </w:pPr>
-      <w:hyperlink w:anchor="_Toc238310983" w:history="1">
+      <w:hyperlink w:anchor="_Toc238315590" w:history="1">
         <w:r>
           <w:rPr>
             <w:rStyle w:val="Hyperlink"/>
@@ -1296,7 +1296,7 @@
             <w:noProof/>
             <w:webHidden/>
           </w:rPr>
-          <w:instrText xml:space="preserve"> PAGEREF _Toc238310983 \h </w:instrText>
+          <w:instrText xml:space="preserve"> PAGEREF _Toc238315590 \h </w:instrText>
         </w:r>
         <w:r>
           <w:rPr>
@@ -1342,7 +1342,7 @@
           <w14:ligatures w14:val="standardContextual"/>
         </w:rPr>
       </w:pPr>
-      <w:hyperlink w:anchor="_Toc238310984" w:history="1">
+      <w:hyperlink w:anchor="_Toc238315591" w:history="1">
         <w:r>
           <w:rPr>
             <w:rStyle w:val="Hyperlink"/>
@@ -1370,7 +1370,7 @@
             <w:noProof/>
             <w:webHidden/>
           </w:rPr>
-          <w:instrText xml:space="preserve"> PAGEREF _Toc238310984 \h </w:instrText>
+          <w:instrText xml:space="preserve"> PAGEREF _Toc238315591 \h </w:instrText>
         </w:r>
         <w:r>
           <w:rPr>
@@ -1416,7 +1416,7 @@
           <w14:ligatures w14:val="standardContextual"/>
         </w:rPr>
       </w:pPr>
-      <w:hyperlink w:anchor="_Toc238310985" w:history="1">
+      <w:hyperlink w:anchor="_Toc238315592" w:history="1">
         <w:r>
           <w:rPr>
             <w:rStyle w:val="Hyperlink"/>
@@ -1444,7 +1444,7 @@
             <w:noProof/>
             <w:webHidden/>
           </w:rPr>
-          <w:instrText xml:space="preserve"> PAGEREF _Toc238310985 \h </w:instrText>
+          <w:instrText xml:space="preserve"> PAGEREF _Toc238315592 \h </w:instrText>
         </w:r>
         <w:r>
           <w:rPr>
@@ -1490,7 +1490,7 @@
           <w14:ligatures w14:val="standardContextual"/>
         </w:rPr>
       </w:pPr>
-      <w:hyperlink w:anchor="_Toc238310986" w:history="1">
+      <w:hyperlink w:anchor="_Toc238315593" w:history="1">
         <w:r>
           <w:rPr>
             <w:rStyle w:val="Hyperlink"/>
@@ -1518,7 +1518,7 @@
             <w:noProof/>
             <w:webHidden/>
           </w:rPr>
-          <w:instrText xml:space="preserve"> PAGEREF _Toc238310986 \h </w:instrText>
+          <w:instrText xml:space="preserve"> PAGEREF _Toc238315593 \h </w:instrText>
         </w:r>
         <w:r>
           <w:rPr>
@@ -1564,7 +1564,7 @@
           <w14:ligatures w14:val="standardContextual"/>
         </w:rPr>
       </w:pPr>
-      <w:hyperlink w:anchor="_Toc238310987" w:history="1">
+      <w:hyperlink w:anchor="_Toc238315594" w:history="1">
         <w:r>
           <w:rPr>
             <w:rStyle w:val="Hyperlink"/>
@@ -1592,7 +1592,7 @@
             <w:noProof/>
             <w:webHidden/>
           </w:rPr>
-          <w:instrText xml:space="preserve"> PAGEREF _Toc238310987 \h </w:instrText>
+          <w:instrText xml:space="preserve"> PAGEREF _Toc238315594 \h </w:instrText>
         </w:r>
         <w:r>
           <w:rPr>
@@ -1638,7 +1638,7 @@
           <w14:ligatures w14:val="standardContextual"/>
         </w:rPr>
       </w:pPr>
-      <w:hyperlink w:anchor="_Toc238310988" w:history="1">
+      <w:hyperlink w:anchor="_Toc238315595" w:history="1">
         <w:r>
           <w:rPr>
             <w:rStyle w:val="Hyperlink"/>
@@ -1666,7 +1666,7 @@
             <w:noProof/>
             <w:webHidden/>
           </w:rPr>
-          <w:instrText xml:space="preserve"> PAGEREF _Toc238310988 \h </w:instrText>
+          <w:instrText xml:space="preserve"> PAGEREF _Toc238315595 \h </w:instrText>
         </w:r>
         <w:r>
           <w:rPr>
@@ -1712,7 +1712,7 @@
           <w14:ligatures w14:val="standardContextual"/>
         </w:rPr>
       </w:pPr>
-      <w:hyperlink w:anchor="_Toc238310989" w:history="1">
+      <w:hyperlink w:anchor="_Toc238315596" w:history="1">
         <w:r>
           <w:rPr>
             <w:rStyle w:val="Hyperlink"/>
@@ -1740,7 +1740,7 @@
             <w:noProof/>
             <w:webHidden/>
           </w:rPr>
-          <w:instrText xml:space="preserve"> PAGEREF _Toc238310989 \h </w:instrText>
+          <w:instrText xml:space="preserve"> PAGEREF _Toc238315596 \h </w:instrText>
         </w:r>
         <w:r>
           <w:rPr>
@@ -1786,7 +1786,7 @@
           <w14:ligatures w14:val="standardContextual"/>
         </w:rPr>
       </w:pPr>
-      <w:hyperlink w:anchor="_Toc238310990" w:history="1">
+      <w:hyperlink w:anchor="_Toc238315597" w:history="1">
         <w:r>
           <w:rPr>
             <w:rStyle w:val="Hyperlink"/>
@@ -1814,7 +1814,7 @@
             <w:noProof/>
             <w:webHidden/>
           </w:rPr>
-          <w:instrText xml:space="preserve"> PAGEREF _Toc238310990 \h </w:instrText>
+          <w:instrText xml:space="preserve"> PAGEREF _Toc238315597 \h </w:instrText>
         </w:r>
         <w:r>
           <w:rPr>
@@ -1860,7 +1860,7 @@
           <w14:ligatures w14:val="standardContextual"/>
         </w:rPr>
       </w:pPr>
-      <w:hyperlink w:anchor="_Toc238310991" w:history="1">
+      <w:hyperlink w:anchor="_Toc238315598" w:history="1">
         <w:r>
           <w:rPr>
             <w:rStyle w:val="Hyperlink"/>
@@ -1888,7 +1888,7 @@
             <w:noProof/>
             <w:webHidden/>
           </w:rPr>
-          <w:instrText xml:space="preserve"> PAGEREF _Toc238310991 \h </w:instrText>
+          <w:instrText xml:space="preserve"> PAGEREF _Toc238315598 \h </w:instrText>
         </w:r>
         <w:r>
           <w:rPr>
@@ -1934,7 +1934,7 @@
           <w14:ligatures w14:val="standardContextual"/>
         </w:rPr>
       </w:pPr>
-      <w:hyperlink w:anchor="_Toc238310992" w:history="1">
+      <w:hyperlink w:anchor="_Toc238315599" w:history="1">
         <w:r>
           <w:rPr>
             <w:rStyle w:val="Hyperlink"/>
@@ -1962,7 +1962,7 @@
             <w:noProof/>
             <w:webHidden/>
           </w:rPr>
-          <w:instrText xml:space="preserve"> PAGEREF _Toc238310992 \h </w:instrText>
+          <w:instrText xml:space="preserve"> PAGEREF _Toc238315599 \h </w:instrText>
         </w:r>
         <w:r>
           <w:rPr>
@@ -2008,7 +2008,7 @@
           <w14:ligatures w14:val="standardContextual"/>
         </w:rPr>
       </w:pPr>
-      <w:hyperlink w:anchor="_Toc238310993" w:history="1">
+      <w:hyperlink w:anchor="_Toc238315600" w:history="1">
         <w:r>
           <w:rPr>
             <w:rStyle w:val="Hyperlink"/>
@@ -2036,7 +2036,7 @@
             <w:noProof/>
             <w:webHidden/>
           </w:rPr>
-          <w:instrText xml:space="preserve"> PAGEREF _Toc238310993 \h </w:instrText>
+          <w:instrText xml:space="preserve"> PAGEREF _Toc238315600 \h </w:instrText>
         </w:r>
         <w:r>
           <w:rPr>
@@ -2082,7 +2082,7 @@
           <w14:ligatures w14:val="standardContextual"/>
         </w:rPr>
       </w:pPr>
-      <w:hyperlink w:anchor="_Toc238310994" w:history="1">
+      <w:hyperlink w:anchor="_Toc238315601" w:history="1">
         <w:r>
           <w:rPr>
             <w:rStyle w:val="Hyperlink"/>
@@ -2109,7 +2109,7 @@
             <w:noProof/>
             <w:webHidden/>
           </w:rPr>
-          <w:instrText xml:space="preserve"> PAGEREF _Toc238310994 \h </w:instrText>
+          <w:instrText xml:space="preserve"> PAGEREF _Toc238315601 \h </w:instrText>
         </w:r>
         <w:r>
           <w:rPr>
@@ -2155,7 +2155,7 @@
           <w14:ligatures w14:val="standardContextual"/>
         </w:rPr>
       </w:pPr>
-      <w:hyperlink w:anchor="_Toc238310995" w:history="1">
+      <w:hyperlink w:anchor="_Toc238315602" w:history="1">
         <w:r>
           <w:rPr>
             <w:rStyle w:val="Hyperlink"/>
@@ -2182,7 +2182,7 @@
             <w:noProof/>
             <w:webHidden/>
           </w:rPr>
-          <w:instrText xml:space="preserve"> PAGEREF _Toc238310995 \h </w:instrText>
+          <w:instrText xml:space="preserve"> PAGEREF _Toc238315602 \h </w:instrText>
         </w:r>
         <w:r>
           <w:rPr>
@@ -2228,7 +2228,7 @@
           <w14:ligatures w14:val="standardContextual"/>
         </w:rPr>
       </w:pPr>
-      <w:hyperlink w:anchor="_Toc238310996" w:history="1">
+      <w:hyperlink w:anchor="_Toc238315603" w:history="1">
         <w:r>
           <w:rPr>
             <w:rStyle w:val="Hyperlink"/>
@@ -2255,7 +2255,7 @@
             <w:noProof/>
             <w:webHidden/>
           </w:rPr>
-          <w:instrText xml:space="preserve"> PAGEREF _Toc238310996 \h </w:instrText>
+          <w:instrText xml:space="preserve"> PAGEREF _Toc238315603 \h </w:instrText>
         </w:r>
         <w:r>
           <w:rPr>
@@ -2301,7 +2301,7 @@
           <w14:ligatures w14:val="standardContextual"/>
         </w:rPr>
       </w:pPr>
-      <w:hyperlink w:anchor="_Toc238310997" w:history="1">
+      <w:hyperlink w:anchor="_Toc238315604" w:history="1">
         <w:r>
           <w:rPr>
             <w:rStyle w:val="Hyperlink"/>
@@ -2328,7 +2328,7 @@
             <w:noProof/>
             <w:webHidden/>
           </w:rPr>
-          <w:instrText xml:space="preserve"> PAGEREF _Toc238310997 \h </w:instrText>
+          <w:instrText xml:space="preserve"> PAGEREF _Toc238315604 \h </w:instrText>
         </w:r>
         <w:r>
           <w:rPr>
@@ -2374,7 +2374,7 @@
           <w14:ligatures w14:val="standardContextual"/>
         </w:rPr>
       </w:pPr>
-      <w:hyperlink w:anchor="_Toc238310998" w:history="1">
+      <w:hyperlink w:anchor="_Toc238315605" w:history="1">
         <w:r>
           <w:rPr>
             <w:rStyle w:val="Hyperlink"/>
@@ -2401,7 +2401,7 @@
             <w:noProof/>
             <w:webHidden/>
           </w:rPr>
-          <w:instrText xml:space="preserve"> PAGEREF _Toc238310998 \h </w:instrText>
+          <w:instrText xml:space="preserve"> PAGEREF _Toc238315605 \h </w:instrText>
         </w:r>
         <w:r>
           <w:rPr>
@@ -2447,7 +2447,7 @@
           <w14:ligatures w14:val="standardContextual"/>
         </w:rPr>
       </w:pPr>
-      <w:hyperlink w:anchor="_Toc238310999" w:history="1">
+      <w:hyperlink w:anchor="_Toc238315606" w:history="1">
         <w:r>
           <w:rPr>
             <w:rStyle w:val="Hyperlink"/>
@@ -2474,7 +2474,7 @@
             <w:noProof/>
             <w:webHidden/>
           </w:rPr>
-          <w:instrText xml:space="preserve"> PAGEREF _Toc238310999 \h </w:instrText>
+          <w:instrText xml:space="preserve"> PAGEREF _Toc238315606 \h </w:instrText>
         </w:r>
         <w:r>
           <w:rPr>
@@ -2520,7 +2520,7 @@
           <w14:ligatures w14:val="standardContextual"/>
         </w:rPr>
       </w:pPr>
-      <w:hyperlink w:anchor="_Toc238311000" w:history="1">
+      <w:hyperlink w:anchor="_Toc238315607" w:history="1">
         <w:r>
           <w:rPr>
             <w:rStyle w:val="Hyperlink"/>
@@ -2547,7 +2547,7 @@
             <w:noProof/>
             <w:webHidden/>
           </w:rPr>
-          <w:instrText xml:space="preserve"> PAGEREF _Toc238311000 \h </w:instrText>
+          <w:instrText xml:space="preserve"> PAGEREF _Toc238315607 \h </w:instrText>
         </w:r>
         <w:r>
           <w:rPr>
@@ -2593,7 +2593,7 @@
           <w14:ligatures w14:val="standardContextual"/>
         </w:rPr>
       </w:pPr>
-      <w:hyperlink w:anchor="_Toc238311001" w:history="1">
+      <w:hyperlink w:anchor="_Toc238315608" w:history="1">
         <w:r>
           <w:rPr>
             <w:rStyle w:val="Hyperlink"/>
@@ -2620,7 +2620,7 @@
             <w:noProof/>
             <w:webHidden/>
           </w:rPr>
-          <w:instrText xml:space="preserve"> PAGEREF _Toc238311001 \h </w:instrText>
+          <w:instrText xml:space="preserve"> PAGEREF _Toc238315608 \h </w:instrText>
         </w:r>
         <w:r>
           <w:rPr>
@@ -2666,7 +2666,7 @@
           <w14:ligatures w14:val="standardContextual"/>
         </w:rPr>
       </w:pPr>
-      <w:hyperlink w:anchor="_Toc238311002" w:history="1">
+      <w:hyperlink w:anchor="_Toc238315609" w:history="1">
         <w:r>
           <w:rPr>
             <w:rStyle w:val="Hyperlink"/>
@@ -2693,7 +2693,7 @@
             <w:noProof/>
             <w:webHidden/>
           </w:rPr>
-          <w:instrText xml:space="preserve"> PAGEREF _Toc238311002 \h </w:instrText>
+          <w:instrText xml:space="preserve"> PAGEREF _Toc238315609 \h </w:instrText>
         </w:r>
         <w:r>
           <w:rPr>
@@ -2739,7 +2739,7 @@
           <w14:ligatures w14:val="standardContextual"/>
         </w:rPr>
       </w:pPr>
-      <w:hyperlink w:anchor="_Toc238311003" w:history="1">
+      <w:hyperlink w:anchor="_Toc238315610" w:history="1">
         <w:r>
           <w:rPr>
             <w:rStyle w:val="Hyperlink"/>
@@ -2766,7 +2766,7 @@
             <w:noProof/>
             <w:webHidden/>
           </w:rPr>
-          <w:instrText xml:space="preserve"> PAGEREF _Toc238311003 \h </w:instrText>
+          <w:instrText xml:space="preserve"> PAGEREF _Toc238315610 \h </w:instrText>
         </w:r>
         <w:r>
           <w:rPr>
@@ -2812,7 +2812,7 @@
           <w14:ligatures w14:val="standardContextual"/>
         </w:rPr>
       </w:pPr>
-      <w:hyperlink w:anchor="_Toc238311004" w:history="1">
+      <w:hyperlink w:anchor="_Toc238315611" w:history="1">
         <w:r>
           <w:rPr>
             <w:rStyle w:val="Hyperlink"/>
@@ -2839,7 +2839,7 @@
             <w:noProof/>
             <w:webHidden/>
           </w:rPr>
-          <w:instrText xml:space="preserve"> PAGEREF _Toc238311004 \h </w:instrText>
+          <w:instrText xml:space="preserve"> PAGEREF _Toc238315611 \h </w:instrText>
         </w:r>
         <w:r>
           <w:rPr>
@@ -2885,7 +2885,7 @@
           <w14:ligatures w14:val="standardContextual"/>
         </w:rPr>
       </w:pPr>
-      <w:hyperlink w:anchor="_Toc238311005" w:history="1">
+      <w:hyperlink w:anchor="_Toc238315612" w:history="1">
         <w:r>
           <w:rPr>
             <w:rStyle w:val="Hyperlink"/>
@@ -2912,7 +2912,7 @@
             <w:noProof/>
             <w:webHidden/>
           </w:rPr>
-          <w:instrText xml:space="preserve"> PAGEREF _Toc238311005 \h </w:instrText>
+          <w:instrText xml:space="preserve"> PAGEREF _Toc238315612 \h </w:instrText>
         </w:r>
         <w:r>
           <w:rPr>
@@ -2958,7 +2958,7 @@
           <w14:ligatures w14:val="standardContextual"/>
         </w:rPr>
       </w:pPr>
-      <w:hyperlink w:anchor="_Toc238311006" w:history="1">
+      <w:hyperlink w:anchor="_Toc238315613" w:history="1">
         <w:r>
           <w:rPr>
             <w:rStyle w:val="Hyperlink"/>
@@ -2985,7 +2985,7 @@
             <w:noProof/>
             <w:webHidden/>
           </w:rPr>
-          <w:instrText xml:space="preserve"> PAGEREF _Toc238311006 \h </w:instrText>
+          <w:instrText xml:space="preserve"> PAGEREF _Toc238315613 \h </w:instrText>
         </w:r>
         <w:r>
           <w:rPr>
@@ -3031,7 +3031,7 @@
           <w14:ligatures w14:val="standardContextual"/>
         </w:rPr>
       </w:pPr>
-      <w:hyperlink w:anchor="_Toc238311007" w:history="1">
+      <w:hyperlink w:anchor="_Toc238315614" w:history="1">
         <w:r>
           <w:rPr>
             <w:rStyle w:val="Hyperlink"/>
@@ -3058,7 +3058,7 @@
             <w:noProof/>
             <w:webHidden/>
           </w:rPr>
-          <w:instrText xml:space="preserve"> PAGEREF _Toc238311007 \h </w:instrText>
+          <w:instrText xml:space="preserve"> PAGEREF _Toc238315614 \h </w:instrText>
         </w:r>
         <w:r>
           <w:rPr>
@@ -3104,7 +3104,7 @@
           <w14:ligatures w14:val="standardContextual"/>
         </w:rPr>
       </w:pPr>
-      <w:hyperlink w:anchor="_Toc238311008" w:history="1">
+      <w:hyperlink w:anchor="_Toc238315615" w:history="1">
         <w:r>
           <w:rPr>
             <w:rStyle w:val="Hyperlink"/>
@@ -3131,7 +3131,7 @@
             <w:noProof/>
             <w:webHidden/>
           </w:rPr>
-          <w:instrText xml:space="preserve"> PAGEREF _Toc238311008 \h </w:instrText>
+          <w:instrText xml:space="preserve"> PAGEREF _Toc238315615 \h </w:instrText>
         </w:r>
         <w:r>
           <w:rPr>
@@ -3177,7 +3177,7 @@
           <w14:ligatures w14:val="standardContextual"/>
         </w:rPr>
       </w:pPr>
-      <w:hyperlink w:anchor="_Toc238311009" w:history="1">
+      <w:hyperlink w:anchor="_Toc238315616" w:history="1">
         <w:r>
           <w:rPr>
             <w:rStyle w:val="Hyperlink"/>
@@ -3204,7 +3204,7 @@
             <w:noProof/>
             <w:webHidden/>
           </w:rPr>
-          <w:instrText xml:space="preserve"> PAGEREF _Toc238311009 \h </w:instrText>
+          <w:instrText xml:space="preserve"> PAGEREF _Toc238315616 \h </w:instrText>
         </w:r>
         <w:r>
           <w:rPr>
@@ -3250,7 +3250,7 @@
           <w14:ligatures w14:val="standardContextual"/>
         </w:rPr>
       </w:pPr>
-      <w:hyperlink w:anchor="_Toc238311010" w:history="1">
+      <w:hyperlink w:anchor="_Toc238315617" w:history="1">
         <w:r>
           <w:rPr>
             <w:rStyle w:val="Hyperlink"/>
@@ -3277,7 +3277,7 @@
             <w:noProof/>
             <w:webHidden/>
           </w:rPr>
-          <w:instrText xml:space="preserve"> PAGEREF _Toc238311010 \h </w:instrText>
+          <w:instrText xml:space="preserve"> PAGEREF _Toc238315617 \h </w:instrText>
         </w:r>
         <w:r>
           <w:rPr>
@@ -3323,7 +3323,7 @@
           <w14:ligatures w14:val="standardContextual"/>
         </w:rPr>
       </w:pPr>
-      <w:hyperlink w:anchor="_Toc238311011" w:history="1">
+      <w:hyperlink w:anchor="_Toc238315618" w:history="1">
         <w:r>
           <w:rPr>
             <w:rStyle w:val="Hyperlink"/>
@@ -3350,7 +3350,7 @@
             <w:noProof/>
             <w:webHidden/>
           </w:rPr>
-          <w:instrText xml:space="preserve"> PAGEREF _Toc238311011 \h </w:instrText>
+          <w:instrText xml:space="preserve"> PAGEREF _Toc238315618 \h </w:instrText>
         </w:r>
         <w:r>
           <w:rPr>
@@ -3396,7 +3396,7 @@
           <w14:ligatures w14:val="standardContextual"/>
         </w:rPr>
       </w:pPr>
-      <w:hyperlink w:anchor="_Toc238311012" w:history="1">
+      <w:hyperlink w:anchor="_Toc238315619" w:history="1">
         <w:r>
           <w:rPr>
             <w:rStyle w:val="Hyperlink"/>
@@ -3423,7 +3423,7 @@
             <w:noProof/>
             <w:webHidden/>
           </w:rPr>
-          <w:instrText xml:space="preserve"> PAGEREF _Toc238311012 \h </w:instrText>
+          <w:instrText xml:space="preserve"> PAGEREF _Toc238315619 \h </w:instrText>
         </w:r>
         <w:r>
           <w:rPr>
@@ -3469,7 +3469,7 @@
           <w14:ligatures w14:val="standardContextual"/>
         </w:rPr>
       </w:pPr>
-      <w:hyperlink w:anchor="_Toc238311013" w:history="1">
+      <w:hyperlink w:anchor="_Toc238315620" w:history="1">
         <w:r>
           <w:rPr>
             <w:rStyle w:val="Hyperlink"/>
@@ -3496,7 +3496,7 @@
             <w:noProof/>
             <w:webHidden/>
           </w:rPr>
-          <w:instrText xml:space="preserve"> PAGEREF _Toc238311013 \h </w:instrText>
+          <w:instrText xml:space="preserve"> PAGEREF _Toc238315620 \h </w:instrText>
         </w:r>
         <w:r>
           <w:rPr>
@@ -3542,7 +3542,7 @@
           <w14:ligatures w14:val="standardContextual"/>
         </w:rPr>
       </w:pPr>
-      <w:hyperlink w:anchor="_Toc238311014" w:history="1">
+      <w:hyperlink w:anchor="_Toc238315621" w:history="1">
         <w:r>
           <w:rPr>
             <w:rStyle w:val="Hyperlink"/>
@@ -3569,7 +3569,7 @@
             <w:noProof/>
             <w:webHidden/>
           </w:rPr>
-          <w:instrText xml:space="preserve"> PAGEREF _Toc238311014 \h </w:instrText>
+          <w:instrText xml:space="preserve"> PAGEREF _Toc238315621 \h </w:instrText>
         </w:r>
         <w:r>
           <w:rPr>
@@ -3615,7 +3615,7 @@
           <w14:ligatures w14:val="standardContextual"/>
         </w:rPr>
       </w:pPr>
-      <w:hyperlink w:anchor="_Toc238311015" w:history="1">
+      <w:hyperlink w:anchor="_Toc238315622" w:history="1">
         <w:r>
           <w:rPr>
             <w:rStyle w:val="Hyperlink"/>
@@ -3642,7 +3642,7 @@
             <w:noProof/>
             <w:webHidden/>
           </w:rPr>
-          <w:instrText xml:space="preserve"> PAGEREF _Toc238311015 \h </w:instrText>
+          <w:instrText xml:space="preserve"> PAGEREF _Toc238315622 \h </w:instrText>
         </w:r>
         <w:r>
           <w:rPr>
@@ -3662,7 +3662,7 @@
             <w:noProof/>
             <w:webHidden/>
           </w:rPr>
-          <w:t>48</w:t>
+          <w:t>49</w:t>
         </w:r>
         <w:r>
           <w:rPr>
@@ -3688,7 +3688,7 @@
           <w14:ligatures w14:val="standardContextual"/>
         </w:rPr>
       </w:pPr>
-      <w:hyperlink w:anchor="_Toc238311016" w:history="1">
+      <w:hyperlink w:anchor="_Toc238315623" w:history="1">
         <w:r>
           <w:rPr>
             <w:rStyle w:val="Hyperlink"/>
@@ -3715,7 +3715,7 @@
             <w:noProof/>
             <w:webHidden/>
           </w:rPr>
-          <w:instrText xml:space="preserve"> PAGEREF _Toc238311016 \h </w:instrText>
+          <w:instrText xml:space="preserve"> PAGEREF _Toc238315623 \h </w:instrText>
         </w:r>
         <w:r>
           <w:rPr>
@@ -3761,7 +3761,7 @@
           <w14:ligatures w14:val="standardContextual"/>
         </w:rPr>
       </w:pPr>
-      <w:hyperlink w:anchor="_Toc238311017" w:history="1">
+      <w:hyperlink w:anchor="_Toc238315624" w:history="1">
         <w:r>
           <w:rPr>
             <w:rStyle w:val="Hyperlink"/>
@@ -3788,7 +3788,7 @@
             <w:noProof/>
             <w:webHidden/>
           </w:rPr>
-          <w:instrText xml:space="preserve"> PAGEREF _Toc238311017 \h </w:instrText>
+          <w:instrText xml:space="preserve"> PAGEREF _Toc238315624 \h </w:instrText>
         </w:r>
         <w:r>
           <w:rPr>
@@ -3834,7 +3834,7 @@
           <w14:ligatures w14:val="standardContextual"/>
         </w:rPr>
       </w:pPr>
-      <w:hyperlink w:anchor="_Toc238311018" w:history="1">
+      <w:hyperlink w:anchor="_Toc238315625" w:history="1">
         <w:r>
           <w:rPr>
             <w:rStyle w:val="Hyperlink"/>
@@ -3861,7 +3861,7 @@
             <w:noProof/>
             <w:webHidden/>
           </w:rPr>
-          <w:instrText xml:space="preserve"> PAGEREF _Toc238311018 \h </w:instrText>
+          <w:instrText xml:space="preserve"> PAGEREF _Toc238315625 \h </w:instrText>
         </w:r>
         <w:r>
           <w:rPr>
@@ -3881,7 +3881,7 @@
             <w:noProof/>
             <w:webHidden/>
           </w:rPr>
-          <w:t>49</w:t>
+          <w:t>50</w:t>
         </w:r>
         <w:r>
           <w:rPr>
@@ -3907,7 +3907,7 @@
           <w14:ligatures w14:val="standardContextual"/>
         </w:rPr>
       </w:pPr>
-      <w:hyperlink w:anchor="_Toc238311019" w:history="1">
+      <w:hyperlink w:anchor="_Toc238315626" w:history="1">
         <w:r>
           <w:rPr>
             <w:rStyle w:val="Hyperlink"/>
@@ -3934,7 +3934,7 @@
             <w:noProof/>
             <w:webHidden/>
           </w:rPr>
-          <w:instrText xml:space="preserve"> PAGEREF _Toc238311019 \h </w:instrText>
+          <w:instrText xml:space="preserve"> PAGEREF _Toc238315626 \h </w:instrText>
         </w:r>
         <w:r>
           <w:rPr>
@@ -3980,7 +3980,7 @@
           <w14:ligatures w14:val="standardContextual"/>
         </w:rPr>
       </w:pPr>
-      <w:hyperlink w:anchor="_Toc238311020" w:history="1">
+      <w:hyperlink w:anchor="_Toc238315627" w:history="1">
         <w:r>
           <w:rPr>
             <w:rStyle w:val="Hyperlink"/>
@@ -4007,7 +4007,7 @@
             <w:noProof/>
             <w:webHidden/>
           </w:rPr>
-          <w:instrText xml:space="preserve"> PAGEREF _Toc238311020 \h </w:instrText>
+          <w:instrText xml:space="preserve"> PAGEREF _Toc238315627 \h </w:instrText>
         </w:r>
         <w:r>
           <w:rPr>
@@ -4027,7 +4027,7 @@
             <w:noProof/>
             <w:webHidden/>
           </w:rPr>
-          <w:t>50</w:t>
+          <w:t>51</w:t>
         </w:r>
         <w:r>
           <w:rPr>
@@ -4053,7 +4053,7 @@
           <w14:ligatures w14:val="standardContextual"/>
         </w:rPr>
       </w:pPr>
-      <w:hyperlink w:anchor="_Toc238311021" w:history="1">
+      <w:hyperlink w:anchor="_Toc238315628" w:history="1">
         <w:r>
           <w:rPr>
             <w:rStyle w:val="Hyperlink"/>
@@ -4080,7 +4080,7 @@
             <w:noProof/>
             <w:webHidden/>
           </w:rPr>
-          <w:instrText xml:space="preserve"> PAGEREF _Toc238311021 \h </w:instrText>
+          <w:instrText xml:space="preserve"> PAGEREF _Toc238315628 \h </w:instrText>
         </w:r>
         <w:r>
           <w:rPr>
@@ -4126,7 +4126,7 @@
           <w14:ligatures w14:val="standardContextual"/>
         </w:rPr>
       </w:pPr>
-      <w:hyperlink w:anchor="_Toc238311022" w:history="1">
+      <w:hyperlink w:anchor="_Toc238315629" w:history="1">
         <w:r>
           <w:rPr>
             <w:rStyle w:val="Hyperlink"/>
@@ -4153,7 +4153,7 @@
             <w:noProof/>
             <w:webHidden/>
           </w:rPr>
-          <w:instrText xml:space="preserve"> PAGEREF _Toc238311022 \h </w:instrText>
+          <w:instrText xml:space="preserve"> PAGEREF _Toc238315629 \h </w:instrText>
         </w:r>
         <w:r>
           <w:rPr>
@@ -4199,7 +4199,7 @@
           <w14:ligatures w14:val="standardContextual"/>
         </w:rPr>
       </w:pPr>
-      <w:hyperlink w:anchor="_Toc238311023" w:history="1">
+      <w:hyperlink w:anchor="_Toc238315630" w:history="1">
         <w:r>
           <w:rPr>
             <w:rStyle w:val="Hyperlink"/>
@@ -4226,7 +4226,7 @@
             <w:noProof/>
             <w:webHidden/>
           </w:rPr>
-          <w:instrText xml:space="preserve"> PAGEREF _Toc238311023 \h </w:instrText>
+          <w:instrText xml:space="preserve"> PAGEREF _Toc238315630 \h </w:instrText>
         </w:r>
         <w:r>
           <w:rPr>
@@ -4246,7 +4246,7 @@
             <w:noProof/>
             <w:webHidden/>
           </w:rPr>
-          <w:t>51</w:t>
+          <w:t>52</w:t>
         </w:r>
         <w:r>
           <w:rPr>
@@ -4277,7 +4277,7 @@
       <w:pPr>
         <w:pStyle w:val="Heading1"/>
       </w:pPr>
-      <w:bookmarkStart w:id="0" w:name="_Toc238310968"/>
+      <w:bookmarkStart w:id="0" w:name="_Toc238315575"/>
       <w:r>
         <w:rPr>
           <w:color w:val="008080"/>
@@ -4312,7 +4312,7 @@
           <w:sz w:val="32"/>
         </w:rPr>
       </w:pPr>
-      <w:bookmarkStart w:id="1" w:name="_Toc238310969"/>
+      <w:bookmarkStart w:id="1" w:name="_Toc238315576"/>
       <w:r>
         <w:rPr>
           <w:color w:val="000000"/>
@@ -4325,7 +4325,7 @@
       <w:pPr>
         <w:pStyle w:val="Heading2"/>
       </w:pPr>
-      <w:bookmarkStart w:id="2" w:name="_Toc238310970"/>
+      <w:bookmarkStart w:id="2" w:name="_Toc238315577"/>
       <w:r>
         <w:rPr>
           <w:color w:val="000000"/>
@@ -4346,7 +4346,7 @@
       <w:pPr>
         <w:pStyle w:val="Heading2"/>
       </w:pPr>
-      <w:bookmarkStart w:id="3" w:name="_Toc238310971"/>
+      <w:bookmarkStart w:id="3" w:name="_Toc238315578"/>
       <w:r>
         <w:rPr>
           <w:color w:val="000000"/>
@@ -5231,7 +5231,7 @@
       <w:pPr>
         <w:pStyle w:val="Heading1"/>
       </w:pPr>
-      <w:bookmarkStart w:id="4" w:name="_Toc238310972"/>
+      <w:bookmarkStart w:id="4" w:name="_Toc238315579"/>
       <w:r>
         <w:rPr>
           <w:rFonts w:ascii="Calibri" w:hAnsi="Calibri" w:cs="Calibri"/>
@@ -5255,7 +5255,7 @@
       <w:pPr>
         <w:pStyle w:val="Heading2"/>
       </w:pPr>
-      <w:bookmarkStart w:id="5" w:name="_Toc238310973"/>
+      <w:bookmarkStart w:id="5" w:name="_Toc238315580"/>
       <w:r>
         <w:rPr>
           <w:color w:val="008080"/>
@@ -5276,7 +5276,7 @@
       <w:pPr>
         <w:pStyle w:val="Heading2"/>
       </w:pPr>
-      <w:bookmarkStart w:id="6" w:name="_Toc238310974"/>
+      <w:bookmarkStart w:id="6" w:name="_Toc238315581"/>
       <w:r>
         <w:rPr>
           <w:rFonts w:ascii="Calibri" w:hAnsi="Calibri" w:cs="Calibri"/>
@@ -5307,7 +5307,7 @@
       <w:pPr>
         <w:pStyle w:val="Heading2"/>
       </w:pPr>
-      <w:bookmarkStart w:id="7" w:name="_Toc238310975"/>
+      <w:bookmarkStart w:id="7" w:name="_Toc238315582"/>
       <w:r>
         <w:rPr>
           <w:color w:val="008080"/>
@@ -5394,7 +5394,7 @@
       <w:pPr>
         <w:pStyle w:val="Heading2"/>
       </w:pPr>
-      <w:bookmarkStart w:id="8" w:name="_Toc238310976"/>
+      <w:bookmarkStart w:id="8" w:name="_Toc238315583"/>
       <w:r>
         <w:rPr>
           <w:rFonts w:ascii="Calibri" w:hAnsi="Calibri" w:cs="Calibri"/>
@@ -5418,7 +5418,7 @@
       <w:pPr>
         <w:pStyle w:val="Heading3"/>
       </w:pPr>
-      <w:bookmarkStart w:id="9" w:name="_Toc238310977"/>
+      <w:bookmarkStart w:id="9" w:name="_Toc238315584"/>
       <w:r>
         <w:rPr>
           <w:rFonts w:ascii="Calibri" w:hAnsi="Calibri" w:cs="Calibri"/>
@@ -5483,7 +5483,7 @@
       <w:pPr>
         <w:pStyle w:val="Heading3"/>
       </w:pPr>
-      <w:bookmarkStart w:id="10" w:name="_Toc238310978"/>
+      <w:bookmarkStart w:id="10" w:name="_Toc238315585"/>
       <w:r>
         <w:rPr>
           <w:rFonts w:ascii="Calibri" w:hAnsi="Calibri" w:cs="Calibri"/>
@@ -5547,7 +5547,7 @@
           <w:color w:val="0D1117"/>
         </w:rPr>
       </w:pPr>
-      <w:bookmarkStart w:id="11" w:name="_Toc238310979"/>
+      <w:bookmarkStart w:id="11" w:name="_Toc238315586"/>
       <w:r>
         <w:rPr>
           <w:color w:val="008080"/>
@@ -5641,7 +5641,7 @@
       <w:pPr>
         <w:pStyle w:val="Heading3"/>
       </w:pPr>
-      <w:bookmarkStart w:id="12" w:name="_Toc238310980"/>
+      <w:bookmarkStart w:id="12" w:name="_Toc238315587"/>
       <w:r>
         <w:rPr>
           <w:color w:val="008080"/>
@@ -6455,7 +6455,7 @@
       <w:pPr>
         <w:pStyle w:val="Heading3"/>
       </w:pPr>
-      <w:bookmarkStart w:id="13" w:name="_Toc238310981"/>
+      <w:bookmarkStart w:id="13" w:name="_Toc238315588"/>
       <w:r>
         <w:rPr>
           <w:color w:val="008080"/>
@@ -7430,7 +7430,7 @@
       <w:pPr>
         <w:pStyle w:val="Heading3"/>
       </w:pPr>
-      <w:bookmarkStart w:id="14" w:name="_Toc238310982"/>
+      <w:bookmarkStart w:id="14" w:name="_Toc238315589"/>
       <w:r>
         <w:rPr>
           <w:color w:val="008080"/>
@@ -7998,7 +7998,7 @@
       <w:pPr>
         <w:pStyle w:val="Heading2"/>
       </w:pPr>
-      <w:bookmarkStart w:id="15" w:name="_Toc238310983"/>
+      <w:bookmarkStart w:id="15" w:name="_Toc238315590"/>
       <w:r>
         <w:rPr>
           <w:rFonts w:ascii="Calibri" w:hAnsi="Calibri" w:cs="Calibri"/>
@@ -8176,7 +8176,7 @@
       <w:pPr>
         <w:pStyle w:val="Heading2"/>
       </w:pPr>
-      <w:bookmarkStart w:id="16" w:name="_Toc238310984"/>
+      <w:bookmarkStart w:id="16" w:name="_Toc238315591"/>
       <w:r>
         <w:rPr>
           <w:rFonts w:ascii="Calibri" w:hAnsi="Calibri" w:cs="Calibri"/>
@@ -8714,7 +8714,7 @@
       <w:pPr>
         <w:pStyle w:val="Heading2"/>
       </w:pPr>
-      <w:bookmarkStart w:id="17" w:name="_Toc238310985"/>
+      <w:bookmarkStart w:id="17" w:name="_Toc238315592"/>
       <w:r>
         <w:rPr>
           <w:rFonts w:ascii="Calibri" w:hAnsi="Calibri" w:cs="Calibri"/>
@@ -9354,7 +9354,7 @@
       <w:pPr>
         <w:pStyle w:val="Heading2"/>
       </w:pPr>
-      <w:bookmarkStart w:id="18" w:name="_Toc238310986"/>
+      <w:bookmarkStart w:id="18" w:name="_Toc238315593"/>
       <w:r>
         <w:rPr>
           <w:rFonts w:ascii="Calibri" w:hAnsi="Calibri" w:cs="Calibri"/>
@@ -9798,7 +9798,7 @@
       <w:pPr>
         <w:pStyle w:val="Heading3"/>
       </w:pPr>
-      <w:bookmarkStart w:id="19" w:name="_Toc238310987"/>
+      <w:bookmarkStart w:id="19" w:name="_Toc238315594"/>
       <w:r>
         <w:rPr>
           <w:rFonts w:ascii="Calibri" w:hAnsi="Calibri" w:cs="Calibri"/>
@@ -10224,7 +10224,7 @@
       <w:pPr>
         <w:pStyle w:val="Heading2"/>
       </w:pPr>
-      <w:bookmarkStart w:id="20" w:name="_Toc238310988"/>
+      <w:bookmarkStart w:id="20" w:name="_Toc238315595"/>
       <w:r>
         <w:rPr>
           <w:rFonts w:ascii="Calibri" w:hAnsi="Calibri" w:cs="Calibri"/>
@@ -10247,7 +10247,7 @@
       <w:pPr>
         <w:pStyle w:val="Heading3"/>
       </w:pPr>
-      <w:bookmarkStart w:id="21" w:name="_Toc238310989"/>
+      <w:bookmarkStart w:id="21" w:name="_Toc238315596"/>
       <w:r>
         <w:rPr>
           <w:rFonts w:ascii="Calibri" w:hAnsi="Calibri" w:cs="Calibri"/>
@@ -10572,7 +10572,7 @@
       <w:pPr>
         <w:pStyle w:val="Heading3"/>
       </w:pPr>
-      <w:bookmarkStart w:id="22" w:name="_Toc238310990"/>
+      <w:bookmarkStart w:id="22" w:name="_Toc238315597"/>
       <w:r>
         <w:rPr>
           <w:rFonts w:ascii="Calibri" w:hAnsi="Calibri" w:cs="Calibri"/>
@@ -11014,7 +11014,7 @@
       <w:pPr>
         <w:pStyle w:val="Heading3"/>
       </w:pPr>
-      <w:bookmarkStart w:id="23" w:name="_Toc238310991"/>
+      <w:bookmarkStart w:id="23" w:name="_Toc238315598"/>
       <w:r>
         <w:rPr>
           <w:rFonts w:ascii="Calibri" w:hAnsi="Calibri" w:cs="Calibri"/>
@@ -12471,7 +12471,7 @@
       <w:pPr>
         <w:pStyle w:val="Heading2"/>
       </w:pPr>
-      <w:bookmarkStart w:id="24" w:name="_Toc238310992"/>
+      <w:bookmarkStart w:id="24" w:name="_Toc238315599"/>
       <w:r>
         <w:rPr>
           <w:rFonts w:ascii="Calibri" w:hAnsi="Calibri" w:cs="Calibri"/>
@@ -13235,7 +13235,7 @@
       <w:pPr>
         <w:pStyle w:val="Heading2"/>
       </w:pPr>
-      <w:bookmarkStart w:id="25" w:name="_Toc238310993"/>
+      <w:bookmarkStart w:id="25" w:name="_Toc238315600"/>
       <w:r>
         <w:rPr>
           <w:rFonts w:ascii="Calibri" w:hAnsi="Calibri" w:cs="Calibri"/>
@@ -13591,7 +13591,7 @@
       <w:pPr>
         <w:pStyle w:val="Heading2"/>
       </w:pPr>
-      <w:bookmarkStart w:id="26" w:name="_Toc238310994"/>
+      <w:bookmarkStart w:id="26" w:name="_Toc238315601"/>
       <w:r>
         <w:rPr>
           <w:color w:val="008080"/>
@@ -13741,7 +13741,7 @@
       <w:pPr>
         <w:pStyle w:val="Heading3"/>
       </w:pPr>
-      <w:bookmarkStart w:id="27" w:name="_Toc238310995"/>
+      <w:bookmarkStart w:id="27" w:name="_Toc238315602"/>
       <w:r>
         <w:rPr>
           <w:color w:val="008080"/>
@@ -14153,7 +14153,7 @@
       <w:pPr>
         <w:pStyle w:val="Heading2"/>
       </w:pPr>
-      <w:bookmarkStart w:id="28" w:name="_Toc238310996"/>
+      <w:bookmarkStart w:id="28" w:name="_Toc238315603"/>
       <w:r>
         <w:rPr>
           <w:color w:val="008080"/>
@@ -15047,7 +15047,7 @@
       <w:pPr>
         <w:pStyle w:val="Heading2"/>
       </w:pPr>
-      <w:bookmarkStart w:id="29" w:name="_Toc238310997"/>
+      <w:bookmarkStart w:id="29" w:name="_Toc238315604"/>
       <w:r>
         <w:rPr>
           <w:color w:val="008080"/>
@@ -17162,7 +17162,7 @@
       <w:pPr>
         <w:pStyle w:val="Heading2"/>
       </w:pPr>
-      <w:bookmarkStart w:id="30" w:name="_Toc238310998"/>
+      <w:bookmarkStart w:id="30" w:name="_Toc238315605"/>
       <w:r>
         <w:rPr>
           <w:color w:val="008080"/>
@@ -17749,7 +17749,7 @@
       <w:pPr>
         <w:pStyle w:val="Heading2"/>
       </w:pPr>
-      <w:bookmarkStart w:id="31" w:name="_Toc238310999"/>
+      <w:bookmarkStart w:id="31" w:name="_Toc238315606"/>
       <w:r>
         <w:rPr>
           <w:color w:val="008080"/>
@@ -18060,7 +18060,7 @@
       <w:pPr>
         <w:pStyle w:val="Heading1"/>
       </w:pPr>
-      <w:bookmarkStart w:id="32" w:name="_Toc238311000"/>
+      <w:bookmarkStart w:id="32" w:name="_Toc238315607"/>
       <w:r>
         <w:rPr>
           <w:color w:val="008080"/>
@@ -18073,7 +18073,7 @@
       <w:pPr>
         <w:pStyle w:val="Heading2"/>
       </w:pPr>
-      <w:bookmarkStart w:id="33" w:name="_Toc238311001"/>
+      <w:bookmarkStart w:id="33" w:name="_Toc238315608"/>
       <w:r>
         <w:rPr>
           <w:color w:val="008080"/>
@@ -18343,7 +18343,7 @@
       <w:pPr>
         <w:pStyle w:val="Heading2"/>
       </w:pPr>
-      <w:bookmarkStart w:id="34" w:name="_Toc238311002"/>
+      <w:bookmarkStart w:id="34" w:name="_Toc238315609"/>
       <w:r>
         <w:rPr>
           <w:color w:val="008080"/>
@@ -18418,7 +18418,7 @@
       <w:pPr>
         <w:pStyle w:val="Heading2"/>
       </w:pPr>
-      <w:bookmarkStart w:id="35" w:name="_Toc238311003"/>
+      <w:bookmarkStart w:id="35" w:name="_Toc238315610"/>
       <w:r>
         <w:rPr>
           <w:color w:val="008080"/>
@@ -18673,7 +18673,7 @@
       <w:pPr>
         <w:pStyle w:val="Heading2"/>
       </w:pPr>
-      <w:bookmarkStart w:id="36" w:name="_Toc238311004"/>
+      <w:bookmarkStart w:id="36" w:name="_Toc238315611"/>
       <w:r>
         <w:rPr>
           <w:color w:val="008080"/>
@@ -19046,7 +19046,7 @@
       <w:pPr>
         <w:pStyle w:val="Heading2"/>
       </w:pPr>
-      <w:bookmarkStart w:id="37" w:name="_Toc238311005"/>
+      <w:bookmarkStart w:id="37" w:name="_Toc238315612"/>
       <w:r>
         <w:rPr>
           <w:color w:val="008080"/>
@@ -19465,7 +19465,7 @@
       <w:pPr>
         <w:pStyle w:val="Heading2"/>
       </w:pPr>
-      <w:bookmarkStart w:id="38" w:name="_Toc238311006"/>
+      <w:bookmarkStart w:id="38" w:name="_Toc238315613"/>
       <w:r>
         <w:rPr>
           <w:color w:val="008080"/>
@@ -19723,7 +19723,7 @@
       <w:pPr>
         <w:pStyle w:val="Heading2"/>
       </w:pPr>
-      <w:bookmarkStart w:id="39" w:name="_Toc238311007"/>
+      <w:bookmarkStart w:id="39" w:name="_Toc238315614"/>
       <w:r>
         <w:rPr>
           <w:color w:val="008080"/>
@@ -19768,7 +19768,7 @@
       <w:pPr>
         <w:pStyle w:val="Heading2"/>
       </w:pPr>
-      <w:bookmarkStart w:id="40" w:name="_Toc238311008"/>
+      <w:bookmarkStart w:id="40" w:name="_Toc238315615"/>
       <w:r>
         <w:rPr>
           <w:color w:val="008080"/>
@@ -20117,7 +20117,7 @@
       <w:pPr>
         <w:pStyle w:val="Heading2"/>
       </w:pPr>
-      <w:bookmarkStart w:id="41" w:name="_Toc238311009"/>
+      <w:bookmarkStart w:id="41" w:name="_Toc238315616"/>
       <w:r>
         <w:rPr>
           <w:color w:val="008080"/>
@@ -20146,7 +20146,7 @@
       <w:pPr>
         <w:pStyle w:val="Heading2"/>
       </w:pPr>
-      <w:bookmarkStart w:id="42" w:name="_Toc238311010"/>
+      <w:bookmarkStart w:id="42" w:name="_Toc238315617"/>
       <w:r>
         <w:rPr>
           <w:color w:val="008080"/>
@@ -20939,7 +20939,7 @@
       <w:pPr>
         <w:pStyle w:val="Heading1"/>
       </w:pPr>
-      <w:bookmarkStart w:id="43" w:name="_Toc238311011"/>
+      <w:bookmarkStart w:id="43" w:name="_Toc238315618"/>
       <w:r>
         <w:rPr>
           <w:color w:val="008080"/>
@@ -20960,7 +20960,7 @@
       <w:pPr>
         <w:pStyle w:val="Heading2"/>
       </w:pPr>
-      <w:bookmarkStart w:id="44" w:name="_Toc238311012"/>
+      <w:bookmarkStart w:id="44" w:name="_Toc238315619"/>
       <w:r>
         <w:rPr>
           <w:color w:val="000000"/>
@@ -21066,7 +21066,7 @@
       <w:pPr>
         <w:pStyle w:val="Heading2"/>
       </w:pPr>
-      <w:bookmarkStart w:id="45" w:name="_Toc238311013"/>
+      <w:bookmarkStart w:id="45" w:name="_Toc238315620"/>
       <w:r>
         <w:rPr>
           <w:color w:val="000000"/>
@@ -21166,7 +21166,7 @@
       <w:pPr>
         <w:pStyle w:val="Heading2"/>
       </w:pPr>
-      <w:bookmarkStart w:id="46" w:name="_Toc238311014"/>
+      <w:bookmarkStart w:id="46" w:name="_Toc238315621"/>
       <w:r>
         <w:rPr>
           <w:color w:val="000000"/>
@@ -21178,9 +21178,9 @@
     <w:p>
       <w:r>
         <w:rPr>
-          <w:color w:val="000000"/>
-        </w:rPr>
-        <w:t>Every deliberate raise of an exception must use ChatHealthyException with an appropriate mode discriminator.</w:t>
+          <w:color w:val="008080"/>
+        </w:rPr>
+        <w:t>Every deliberate raise of an exception uses ChatHealthyException with a mode discriminator. The check reads the syntax tree: a raise whose constructed class is not ChatHealthyException is a violation, and a bare raise or a re-raise of a bound name is not, since neither authors an exception. It also reads catch sites: an except handler that binds the caught exception and converts it to ChatHealthyException must carry the original in exception=. An external exception keeps its native type until a boundary converts it, and a conversion that drops the original leaves the mode saying what kind of failure occurred and nothing saying what failed. Both checks belong to this one enforcement, because the concern is exception management rather than the raise statement alone.</w:t>
       </w:r>
     </w:p>
     <w:p>
@@ -21254,11 +21254,12 @@
       <w:pPr>
         <w:pStyle w:val="Heading2"/>
       </w:pPr>
-      <w:bookmarkStart w:id="47" w:name="_Toc238311015"/>
+      <w:bookmarkStart w:id="47" w:name="_Toc238315622"/>
       <w:r>
         <w:rPr>
           <w:color w:val="000000"/>
         </w:rPr>
+        <w:lastRenderedPageBreak/>
         <w:t>Rule-004: Direct MongoClient instantiation forbidden outside the canonical utility</w:t>
       </w:r>
       <w:bookmarkEnd w:id="47"/>
@@ -21266,9 +21267,9 @@
     <w:p>
       <w:r>
         <w:rPr>
-          <w:color w:val="000000"/>
-        </w:rPr>
-        <w:t>Direct MongoClient(...) instantiation is forbidden except within mongo_utilities.py itself.</w:t>
+          <w:color w:val="008080"/>
+        </w:rPr>
+        <w:t>A MongoDB handle is obtained only from ChatHealthyMongoUtilities().getConnection(identity, cluster), and only mongo_utilities.py itself constructs a client. The check binds at acquisition, not at use: constructing a client, taking one from a static -- an imported module or a class defined in the file -- or standing a double in place of a collection. An attribute off self, off cls or off a local is ordinary code and is not acquisition. A component handed a handle by its caller is using one another component authenticated for, and the certificate was presented there, so passing a handle on is allowed and flagging the recipient would report one connection at every layer that touched it. Connection-string literals remain a violation wherever they appear.</w:t>
       </w:r>
     </w:p>
     <w:p>
@@ -21312,7 +21313,6 @@
         <w:rPr>
           <w:color w:val="000000"/>
         </w:rPr>
-        <w:lastRenderedPageBreak/>
         <w:t>ID: Rule-004-ENF-001 | Hook: pre-commit | Worker: architecture/EngineeringRuleEnforcement/code/scan_mongo_client_direct_access_worker.py | Timeout: 30s</w:t>
       </w:r>
     </w:p>
@@ -21343,7 +21343,7 @@
       <w:pPr>
         <w:pStyle w:val="Heading2"/>
       </w:pPr>
-      <w:bookmarkStart w:id="48" w:name="_Toc238311016"/>
+      <w:bookmarkStart w:id="48" w:name="_Toc238315623"/>
       <w:r>
         <w:rPr>
           <w:color w:val="000000"/>
@@ -21431,7 +21431,7 @@
       <w:pPr>
         <w:pStyle w:val="Heading2"/>
       </w:pPr>
-      <w:bookmarkStart w:id="49" w:name="_Toc238311017"/>
+      <w:bookmarkStart w:id="49" w:name="_Toc238315624"/>
       <w:r>
         <w:rPr>
           <w:color w:val="000000"/>
@@ -21456,6 +21456,7 @@
         <w:rPr>
           <w:color w:val="000000"/>
         </w:rPr>
+        <w:lastRenderedPageBreak/>
         <w:t>Statements: 1, 2, 3, 4, 5, 6, 7, 8</w:t>
       </w:r>
     </w:p>
@@ -21519,7 +21520,7 @@
       <w:pPr>
         <w:pStyle w:val="Heading2"/>
       </w:pPr>
-      <w:bookmarkStart w:id="50" w:name="_Toc238311018"/>
+      <w:bookmarkStart w:id="50" w:name="_Toc238315625"/>
       <w:r>
         <w:rPr>
           <w:color w:val="000000"/>
@@ -21566,7 +21567,6 @@
         <w:rPr>
           <w:color w:val="000000"/>
         </w:rPr>
-        <w:lastRenderedPageBreak/>
         <w:t>Enforcement Entries:</w:t>
       </w:r>
     </w:p>
@@ -21608,7 +21608,7 @@
       <w:pPr>
         <w:pStyle w:val="Heading2"/>
       </w:pPr>
-      <w:bookmarkStart w:id="51" w:name="_Toc238311019"/>
+      <w:bookmarkStart w:id="51" w:name="_Toc238315626"/>
       <w:r>
         <w:rPr>
           <w:color w:val="000000"/>
@@ -21696,11 +21696,12 @@
       <w:pPr>
         <w:pStyle w:val="Heading2"/>
       </w:pPr>
-      <w:bookmarkStart w:id="52" w:name="_Toc238311020"/>
+      <w:bookmarkStart w:id="52" w:name="_Toc238315627"/>
       <w:r>
         <w:rPr>
           <w:color w:val="000000"/>
         </w:rPr>
+        <w:lastRenderedPageBreak/>
         <w:t>Rule-009: Separation of concerns between React display, plumbing JS/HTML, and Python tools</w:t>
       </w:r>
       <w:bookmarkEnd w:id="52"/>
@@ -21784,12 +21785,11 @@
       <w:pPr>
         <w:pStyle w:val="Heading2"/>
       </w:pPr>
-      <w:bookmarkStart w:id="53" w:name="_Toc238311021"/>
+      <w:bookmarkStart w:id="53" w:name="_Toc238315628"/>
       <w:r>
         <w:rPr>
           <w:color w:val="000000"/>
         </w:rPr>
-        <w:lastRenderedPageBreak/>
         <w:t>Rule-065: No commit without explicit human authorization</w:t>
       </w:r>
       <w:bookmarkEnd w:id="53"/>
@@ -21873,7 +21873,7 @@
       <w:pPr>
         <w:pStyle w:val="Heading2"/>
       </w:pPr>
-      <w:bookmarkStart w:id="54" w:name="_Toc238311022"/>
+      <w:bookmarkStart w:id="54" w:name="_Toc238315629"/>
       <w:r>
         <w:rPr>
           <w:color w:val="000000"/>
@@ -21931,6 +21931,7 @@
         <w:rPr>
           <w:color w:val="000000"/>
         </w:rPr>
+        <w:lastRenderedPageBreak/>
         <w:t>ID: Rule-066-ENF-001 | Hook: pre-commit | Worker: architecture/EngineeringRuleEnforcement/code/scan_entrypoint_uniqueness_worker.py | Timeout: 10s</w:t>
       </w:r>
     </w:p>
@@ -21974,7 +21975,7 @@
       <w:pPr>
         <w:pStyle w:val="Heading1"/>
       </w:pPr>
-      <w:bookmarkStart w:id="55" w:name="_Toc238311023"/>
+      <w:bookmarkStart w:id="55" w:name="_Toc238315630"/>
       <w:r>
         <w:rPr>
           <w:color w:val="000000"/>
@@ -22084,14 +22085,7 @@
               <w:rPr>
                 <w:color w:val="000000"/>
               </w:rPr>
-              <w:t xml:space="preserve">Every deliberate raise in this framework is </w:t>
-            </w:r>
-            <w:r>
-              <w:rPr>
-                <w:color w:val="000000"/>
-              </w:rPr>
-              <w:lastRenderedPageBreak/>
-              <w:t>ChatHealthyException carrying a mode. unknown_hook, worker_internal and scope_function_missing replace UnknownHookError, WorkerInternalError and a bare AttributeError.</w:t>
+              <w:t>Every deliberate raise in this framework is ChatHealthyException carrying a mode. unknown_hook, worker_internal and scope_function_missing replace UnknownHookError, WorkerInternalError and a bare AttributeError.</w:t>
             </w:r>
           </w:p>
         </w:tc>
@@ -22107,15 +22101,7 @@
               <w:rPr>
                 <w:color w:val="000000"/>
               </w:rPr>
-              <w:lastRenderedPageBreak/>
-              <w:t xml:space="preserve">Catch sites discriminate on mode, not on type. Two hand-rolled classes carry no mode, so any caller </w:t>
-            </w:r>
-            <w:r>
-              <w:rPr>
-                <w:color w:val="000000"/>
-              </w:rPr>
-              <w:lastRenderedPageBreak/>
-              <w:t>wanting to handle these conditions must couple to the class.</w:t>
+              <w:t>Catch sites discriminate on mode, not on type. Two hand-rolled classes carry no mode, so any caller wanting to handle these conditions must couple to the class.</w:t>
             </w:r>
           </w:p>
         </w:tc>
@@ -22134,7 +22120,6 @@
               <w:rPr>
                 <w:color w:val="000000"/>
               </w:rPr>
-              <w:lastRenderedPageBreak/>
               <w:t>A-2</w:t>
             </w:r>
           </w:p>
@@ -22304,7 +22289,14 @@
               <w:rPr>
                 <w:color w:val="000000"/>
               </w:rPr>
-              <w:t>No module manipulates sys.path, and no module writes to os.environ at import time. The logging destination for this target is a declared environment variable.</w:t>
+              <w:t xml:space="preserve">No module manipulates sys.path, and no module writes to </w:t>
+            </w:r>
+            <w:r>
+              <w:rPr>
+                <w:color w:val="000000"/>
+              </w:rPr>
+              <w:lastRenderedPageBreak/>
+              <w:t>os.environ at import time. The logging destination for this target is a declared environment variable.</w:t>
             </w:r>
           </w:p>
         </w:tc>
@@ -22320,7 +22312,15 @@
               <w:rPr>
                 <w:color w:val="000000"/>
               </w:rPr>
-              <w:t>Both the manager and the base worker walk parent directories to find ChatHealthyLib/src, and both assign CH_LOG_DESTINATION at import. No enforcement observes either act.</w:t>
+              <w:lastRenderedPageBreak/>
+              <w:t xml:space="preserve">Both the manager and the base worker walk parent directories to find ChatHealthyLib/src, and both </w:t>
+            </w:r>
+            <w:r>
+              <w:rPr>
+                <w:color w:val="000000"/>
+              </w:rPr>
+              <w:lastRenderedPageBreak/>
+              <w:t>assign CH_LOG_DESTINATION at import. No enforcement observes either act.</w:t>
             </w:r>
           </w:p>
         </w:tc>
@@ -22339,6 +22339,7 @@
               <w:rPr>
                 <w:color w:val="000000"/>
               </w:rPr>
+              <w:lastRenderedPageBreak/>
               <w:t>A-6</w:t>
             </w:r>
           </w:p>

--- a/architecture/EngineeringRuleEnforcement/ArchitectureDesignAndAuditDocs/CH-EPIC8-Feachure-002-EngineeringRulesEnforcement-designV32.docx
+++ b/architecture/EngineeringRuleEnforcement/ArchitectureDesignAndAuditDocs/CH-EPIC8-Feachure-002-EngineeringRulesEnforcement-designV32.docx
@@ -3980,63 +3980,11 @@
           <w14:ligatures w14:val="standardContextual"/>
         </w:rPr>
       </w:pPr>
-      <w:hyperlink w:anchor="_Toc238315627" w:history="1">
-        <w:r>
-          <w:rPr>
-            <w:rStyle w:val="Hyperlink"/>
-            <w:noProof/>
-          </w:rPr>
-          <w:t>Rule-009: Separation of concerns between React display, plumbing JS/HTML, and Python tools</w:t>
-        </w:r>
-        <w:r>
-          <w:rPr>
-            <w:noProof/>
-            <w:webHidden/>
-          </w:rPr>
-          <w:tab/>
-        </w:r>
-        <w:r>
-          <w:rPr>
-            <w:noProof/>
-            <w:webHidden/>
-          </w:rPr>
-          <w:fldChar w:fldCharType="begin"/>
-        </w:r>
-        <w:r>
-          <w:rPr>
-            <w:noProof/>
-            <w:webHidden/>
-          </w:rPr>
-          <w:instrText xml:space="preserve"> PAGEREF _Toc238315627 \h </w:instrText>
-        </w:r>
-        <w:r>
-          <w:rPr>
-            <w:noProof/>
-            <w:webHidden/>
-          </w:rPr>
-        </w:r>
-        <w:r>
-          <w:rPr>
-            <w:noProof/>
-            <w:webHidden/>
-          </w:rPr>
-          <w:fldChar w:fldCharType="separate"/>
-        </w:r>
-        <w:r>
-          <w:rPr>
-            <w:noProof/>
-            <w:webHidden/>
-          </w:rPr>
-          <w:t>51</w:t>
-        </w:r>
-        <w:r>
-          <w:rPr>
-            <w:noProof/>
-            <w:webHidden/>
-          </w:rPr>
-          <w:fldChar w:fldCharType="end"/>
-        </w:r>
-      </w:hyperlink>
+      <w:r>
+        <w:t>Rule-065-ENF-007: Display, plumbing and logic stay separate</w:t>
+        <w:tab/>
+        <w:t>51</w:t>
+      </w:r>
     </w:p>
     <w:p>
       <w:pPr>
@@ -21696,22 +21644,14 @@
       <w:pPr>
         <w:pStyle w:val="Heading2"/>
       </w:pPr>
-      <w:bookmarkStart w:id="52" w:name="_Toc238315627"/>
-      <w:r>
-        <w:rPr>
-          <w:color w:val="000000"/>
-        </w:rPr>
-        <w:lastRenderedPageBreak/>
-        <w:t>Rule-009: Separation of concerns between React display, plumbing JS/HTML, and Python tools</w:t>
-      </w:r>
-      <w:bookmarkEnd w:id="52"/>
-    </w:p>
-    <w:p>
-      <w:r>
-        <w:rPr>
-          <w:color w:val="000000"/>
-        </w:rPr>
-        <w:t>Enforces front-end architectural separation: non-React JS/HTML must not author display, React must not change persistent state, and non-React JS/HTML must not carry business logic.</w:t>
+      <w:r>
+        <w:t>Rule-065-ENF-007: Display, plumbing and logic stay separate</w:t>
+      </w:r>
+    </w:p>
+    <w:p>
+      <w:pPr/>
+      <w:r>
+        <w:t>Three tiers, and no tier does another's work. React owns display authoring. Tools own business logic and persistent state. Authored .js and .html are plumbing: they courier content between the two and author neither. A .tsx file is a display file -- React's alternative to .html -- and is held to the display tier's obligations, not exempted from them.</w:t>
       </w:r>
     </w:p>
     <w:p>
@@ -21719,10 +21659,7 @@
         <w:pStyle w:val="ListBullet"/>
       </w:pPr>
       <w:r>
-        <w:rPr>
-          <w:color w:val="000000"/>
-        </w:rPr>
-        <w:t>Statements: 1, 2, 3</w:t>
+        <w:t>Statements: 7</w:t>
       </w:r>
     </w:p>
     <w:p>
@@ -21730,9 +21667,6 @@
         <w:pStyle w:val="ListBullet"/>
       </w:pPr>
       <w:r>
-        <w:rPr>
-          <w:color w:val="000000"/>
-        </w:rPr>
         <w:t>Hook Trigger: pre-commit</w:t>
       </w:r>
     </w:p>
@@ -21741,10 +21675,21 @@
         <w:pStyle w:val="ListBullet"/>
       </w:pPr>
       <w:r>
-        <w:rPr>
-          <w:color w:val="000000"/>
-        </w:rPr>
-        <w:t>Enforcement Entries:</w:t>
+        <w:t>Worker: architecture/EngineeringRuleEnforcement/code/scan_separation_of_concerns_worker.py | Timeout: 120s</w:t>
+      </w:r>
+    </w:p>
+    <w:p>
+      <w:pPr>
+        <w:pStyle w:val="ListBullet"/>
+      </w:pPr>
+      <w:r>
+        <w:t>Epic: EPIC-008-F-002-S-016</w:t>
+      </w:r>
+    </w:p>
+    <w:p>
+      <w:pPr/>
+      <w:r>
+        <w:t>Three checks.</w:t>
       </w:r>
     </w:p>
     <w:p>
@@ -21752,32 +21697,79 @@
         <w:pStyle w:val="ListNumber2"/>
       </w:pPr>
       <w:r>
-        <w:rPr>
-          <w:color w:val="000000"/>
-        </w:rPr>
-        <w:t>ID: Rule-009-ENF-001 | Hook: pre-commit | Worker: architecture/EngineeringRuleEnforcement/code/scan_separation_of_concerns_worker.py | Timeout: 120s</w:t>
+        <w:t>_scan_display_authoring -- authored .js and .html author no display content, including the wrapper's own runtime driver. A file the manifest assigns to the static_pages package is a page and authors its own display.</w:t>
       </w:r>
     </w:p>
     <w:p>
       <w:pPr>
-        <w:pStyle w:val="ListBullet"/>
+        <w:pStyle w:val="ListNumber2"/>
       </w:pPr>
       <w:r>
-        <w:rPr>
-          <w:color w:val="008080"/>
-        </w:rPr>
-        <w:t>Carried by Rule-065-ENF-007.</w:t>
+        <w:t>_scan_react_persistence -- the React application changes no persistent state directly. Every change originates from a /gate call dispatched through ClientRouter.</w:t>
       </w:r>
     </w:p>
     <w:p>
       <w:pPr>
-        <w:pStyle w:val="ListBullet"/>
+        <w:pStyle w:val="ListNumber2"/>
       </w:pPr>
       <w:r>
-        <w:rPr>
-          <w:color w:val="000000"/>
-        </w:rPr>
-        <w:t>Epic: EPIC-008-F-002-S-016</w:t>
+        <w:t>_scan_business_logic -- no display file carries business logic. Scoped to .js, .html, .tsx and .ts. Until 2026-09-08 it was scoped to .js and .html only, so React was never inspected and 38 violations stood in the widgets with the gate reporting none.</w:t>
+      </w:r>
+    </w:p>
+    <w:p>
+      <w:pPr/>
+      <w:r>
+        <w:t>How business logic is recognised in a display file. Matching domain words does not work on React: a widget that paints providers says 'provider' on nearly every line, and 183 such matches would force an exclusion list, which is worse than no rule. What separates display from logic is not the subject a file discusses but whether it decides. The act is narrow and visible -- the display tier tests a value it worked out, where the tier owning the fact could have sent the answer. Boolean(first_npi) is worked out; data.has_previous is sent.</w:t>
+      </w:r>
+    </w:p>
+    <w:p>
+      <w:pPr/>
+      <w:r>
+        <w:t>The defect that motivated it. A Previous control appeared on the first page of provider results, because the widget decided a previous page existed wherever a first row existed -- and page one has a first row like every other page. The search already computed the answer and the gateway dropped it from the event, so the widget had nothing to read and worked it out instead. Every violation in this class has that shape: a value the tool could have stated, inferred downstream.</w:t>
+      </w:r>
+    </w:p>
+    <w:p>
+      <w:pPr/>
+      <w:r>
+        <w:t>What is not business logic, and is not flagged.</w:t>
+      </w:r>
+    </w:p>
+    <w:p>
+      <w:pPr>
+        <w:pStyle w:val="ListNumber2"/>
+      </w:pPr>
+      <w:r>
+        <w:t>Managing a display cache. A widget handed a list is handed the cache of it, and which slice is on screen is display work in the same way scrolling is. Paging is client-managed or tool-managed; where the data is cached decides which, and the cursor is recorded in the session either way. A list not cached in the display tier has nothing to manage: the boundary is a fact about a query the tool holds.</w:t>
+      </w:r>
+    </w:p>
+    <w:p>
+      <w:pPr>
+        <w:pStyle w:val="ListNumber2"/>
+      </w:pPr>
+      <w:r>
+        <w:t>Reading an answer that was sent -- off a field or out of a map, cast or compared to a boolean. This is the shape the rule asks widgets for.</w:t>
+      </w:r>
+    </w:p>
+    <w:p>
+      <w:pPr>
+        <w:pStyle w:val="ListNumber2"/>
+      </w:pPr>
+      <w:r>
+        <w:t>Guarding the shape of what arrived, taking a default when a field is absent, and fitting text to the space it has. None states a rule about the subject.</w:t>
+      </w:r>
+    </w:p>
+    <w:p>
+      <w:pPr>
+        <w:pStyle w:val="ListNumber2"/>
+      </w:pPr>
+      <w:r>
+        <w:t>Recognising which message this is. A widget listens to one stream and must know whether an event is addressed to it; that is delivery, the same act ClientRouter performs on the way in.</w:t>
+      </w:r>
+    </w:p>
+    <w:p>
+      <w:pPr/>
+      <w:r>
+        <w:t>Scope note. A .tsx file is display and the rule statement needs no clause admitting cache management, because managing a display cache is display work and already within what React owns.</w:t>
       </w:r>
     </w:p>
     <w:p/>
